--- a/docs/authoring/chat-scripts/Lysandro - Chat.docx
+++ b/docs/authoring/chat-scripts/Lysandro - Chat.docx
@@ -2142,7 +2142,7 @@
         <w:rPr/>
       </w:pPr>
       <w:r>
-        <w:t>Após o trabalho, Lys logo te encontra na saída, com o carro por aplicativo chamado. Os dois vão no banco de trás, mostrando memes e posts engraçados um para o outro tentando não se passarem no som para não incomodar o motorista, chegando no Bar os dois chegaram para pedir as bebidas, pediram um Pink Lemonade e um Moscow Mule, que acabaram por dividir para poder experimentar as duas, pegaram uma mesa só e duas cadeira, e começaram a beber e conversar, com o tempo o bar foi enchendo cada vez mais, e tiveram que mover a mesa para perto da parede, então as cadeiras tiveram que ficar uma do lado da outra, bem encostadas. Assim a conversa ficava cada vez mais próxima, e os dois também ficavam cada vez mais perto um do outro, praticamente se encostando, Lys para ocupar menos espaço, coloca o braço atrás da cadeira de {{playerName}}, basicamente o abraçando, os dois já sob o efeito da bebida e falando meio mole ficam perto o suficiente para sentirem a respiração um do outro, naquele local apertado, um rápido acontece, interrompido por pessoas passando e esbarrando na cadeira dos dois, eles pedem desculpas e tudo passa e por um momento a responsabilidade bate na consciência e resolvem ir para sua respectivas residências, se despedindo com um abraço e cada entrando em um carro por aplicado.</w:t>
+        <w:t>Após o trabalho, Lys logo te encontra na saída, com o carro por aplicativo chamado. Os dois vão no banco de trás, mostrando memes e posts engraçados um para o outro tentando não se passarem no som para não incomodar o motorista, chegando no Bar os dois chegaram para pedir as bebidas, pediram um Pink Lemonade e um Moscow Mule, que acabaram por dividir para poder experimentar as duas, pegaram uma mesa só e duas cadeira, e começaram a beber e conversar, com o tempo o bar foi enchendo cada vez mais, e tiveram que mover a mesa para perto da parede, então as cadeiras tiveram que ficar uma do lado da outra, bem encostadas. Assim a conversa ficava cada vez mais próxima, e os dois também ficavam cada vez mais perto um do outro, praticamente se encostando, Lys para ocupar menos espaço, coloca o braço atrás da cadeira de {{playerName}}, basicamente o abraçando, os dois já sob o efeito da bebida e falando meio mole ficam perto o suficiente para sentirem a respiração um do outro, naquele local apertado, um rápido beijo acontece, interrompido por pessoas passando e esbarrando na cadeira dos dois, eles pedem desculpas e tudo passa e por um momento a responsabilidade bate na consciência e resolvem ir para sua respectivas residências, se despedindo com um abraço e cada entrando em um carro por aplicado.</w:t>
       </w:r>
     </w:p>
     <w:p>
